--- a/tillsyn/A 63728-2025 tillsynsbegäran.docx
+++ b/tillsyn/A 63728-2025 tillsynsbegäran.docx
@@ -396,7 +396,7 @@
     <w:r>
       <w:tab/>
       <w:tab/>
-      <w:t>2026-06-18</w:t>
+      <w:t>2026-06-19</w:t>
       <w:br/>
       <w:br/>
     </w:r>

--- a/tillsyn/A 63728-2025 tillsynsbegäran.docx
+++ b/tillsyn/A 63728-2025 tillsynsbegäran.docx
@@ -396,7 +396,7 @@
     <w:r>
       <w:tab/>
       <w:tab/>
-      <w:t>2026-06-19</w:t>
+      <w:t>2026-06-20</w:t>
       <w:br/>
       <w:br/>
     </w:r>

--- a/tillsyn/A 63728-2025 tillsynsbegäran.docx
+++ b/tillsyn/A 63728-2025 tillsynsbegäran.docx
@@ -12,10 +12,7 @@
     </w:p>
     <w:p>
       <w:r>
-        <w:t>Detta dokument behandlar höga naturvärden i avverkningsanmälan A 63728-2025 i Sollefteå kommun som inkom 2025-12-19 och omfattar 2,2 ha.</w:t>
-      </w:r>
-      <w:r>
-        <w:t xml:space="preserve"> I Figur 1 visas fyndplatser för naturvårdsarter i området, som finns registrerade på Artportalen.</w:t>
+        <w:t>Denna tillsynsbegäran behandlar höga naturvärden i avverkningsanmälan A 63728-2025 i Sollefteå kommun som inkom 2025-12-19 och omfattar 2,2 ha.</w:t>
       </w:r>
     </w:p>
     <w:p>
@@ -63,7 +60,20 @@
         <w:spacing w:after="240"/>
       </w:pPr>
       <w:r>
-        <w:t>Figur 1. Fyndplatser för naturvårdsarter inom 10 meter från avverkningsanmälan (röd linje). Inom parentes anges rödlistekategorier, S för signalarter, Tför typiska arter och fridlysningsparagrafer i artskyddsförordningen.Markörer utan svart kant är placerade på fyndplatsen. Markörer med svart kant är placerade vid sidan av fyndplatsen och har ett svart streck som visar fyndplatsens exakta position. Kartans mittpunktskoordinat är N 7040898, E 587286 i SWEREF 99 TM.</w:t>
+        <w:t>Figur 1. Fyndplatser för naturvårdsarter inom 10 meter från avverkningsanmälan. Markörer utan svart kant är placerade på fyndplatsen. Markörer med svart kant är placerade vid sidan av fyndplatsen har ett svart streck som visar fyndplatsens exakta position. Kartans mittpunktskoordinat är N 7040898, E 587286 i SWEREF 99 TM.</w:t>
+      </w:r>
+    </w:p>
+    <w:p>
+      <w:r>
+        <w:t>Inom 10 meter från avverkningsanmälan finns fynd av 3 naturvårdsarter, varav 1 är rödlistad, 2 är fridlysta och 2 är typiska (T): garnlav (VU, T), järpe (T, §4) och fläcknycklar (§8). Se Figur 1.</w:t>
+      </w:r>
+    </w:p>
+    <w:p>
+      <w:pPr>
+        <w:pStyle w:val="Heading1"/>
+      </w:pPr>
+      <w:r>
+        <w:t>Tillsynsbegäran</w:t>
       </w:r>
     </w:p>
     <w:p>
@@ -77,53 +87,45 @@
       </w:r>
     </w:p>
     <w:p>
-      <w:r>
-        <w:t>Nedan beskrivs fynd av naturvårdsarter och fridlysta arter som gjorts i det avverkningsanmälda området. I BILAGA 1 finns artfakta om fridlysta arter.</w:t>
-      </w:r>
-    </w:p>
-    <w:p>
       <w:pPr>
         <w:pStyle w:val="Heading1"/>
       </w:pPr>
       <w:r>
-        <w:t>Naturvårdsarter</w:t>
+        <w:t>Naturvårdsarter och fridlysta arter</w:t>
       </w:r>
     </w:p>
     <w:p>
       <w:r>
-        <w:t>Inom 10 meter från avverkningsanmälan har följande 3 naturvårdsarter hittats: garnlav (VU, T), järpe (T, §4) och fläcknycklar (§8). Av dessa är 1 rödlistade. För rödlistade arter har rödlistekategorin angivits inom parentes. Typiska arter inom Natura 2000 som är kopplade till skogsekosystem har markerats med (T). För fridlysta arter anges även paragrafen i Artskyddsförordningen som arten är fridlyst enligt.</w:t>
+        <w:t>Nedan följer beskrivningar av de naturvårdsarter och fridlysta arter som har sina livsmiljöer och växtplatser i den avverkningsanmälda skogen. Se även ytterligare artfakta i BILAGA 1. De påträffade naturvårdsarterna är ett tydligt kvitto på att det rör sig om en skog med höga naturvärden.</w:t>
       </w:r>
     </w:p>
     <w:p>
       <w:r>
-        <w:t>De påträffade naturvårdsarterna är ett tydligt kvitto på att det rör sig om en skog med höga naturvärden.</w:t>
+        <w:rPr>
+          <w:b/>
+        </w:rPr>
+        <w:t>Garnlav (VU)</w:t>
       </w:r>
-    </w:p>
-    <w:p>
-      <w:pPr>
-        <w:pStyle w:val="Heading2"/>
-      </w:pPr>
       <w:r>
-        <w:t>Fridlysta arter</w:t>
-      </w:r>
-    </w:p>
-    <w:p>
-      <w:r>
-        <w:t>Följande fridlysta arter har sina livsmiljöer och växtplatser i den avverkningsanmälda skogen: järpe (T, §4) och fläcknycklar (§8).</w:t>
-      </w:r>
-    </w:p>
-    <w:p>
-      <w:r>
-        <w:t xml:space="preserve">Observera att medlemsländerna är skyldiga att agera i enlighet med EU:s fågeldirektiv där det uttryckligen står att direktivet gäller för fåglar samt för deras ägg, bon och </w:t>
+        <w:t xml:space="preserve"> är en utpräglad barrskogsart som ibland kan drapera träden i norrländska grannaturskogar med hög luftfuktighet. Den förekommer även i talldominerade bestånd där den, förutom i trädens grenverk, påträffas hängande över ojämnheter i tallbarken. Arten har minskat starkt i södra och mellersta Sverige och den minskar även i sitt nordliga utbredningsområde. Minskningstakten uppgår till 30 (20–50) % inom 50 år och överstiger gränsvärdet för Sårbar (VU). Orsaken till tillbakagången beror främst på slutavverkningar av naturskogsartade skogar. Bestånd med riklig förekomst bör regelmässigt sparas, vilket även gynnar flera andra sällsynta och rödlistade arter. Garnlav är värdväxt för den mycket sällsynta och akut hotade fjärilen barrskogslavfly (CR) som hör hemma i boreala barrskogar med riklig förekomst av värdväxten. Tidigare kunde arten konstateras årligen på flera platser vid Dala-Floda i Dalarna innan lokalerna kalavverkades. Senaste fyndet i landet av barrskogslavfly är från år 2000 då den påträffades vid Högberget i Sollefteå kommun. Garnlav är typisk art för </w:t>
       </w:r>
       <w:r>
         <w:rPr>
-          <w:b/>
+          <w:i/>
         </w:rPr>
-        <w:t xml:space="preserve">livsmiljöer </w:t>
+        <w:t xml:space="preserve">9010 Taiga </w:t>
       </w:r>
       <w:r>
-        <w:t>(artikel 1). Vidare att de åtgärder som vidtas inte får leda till en försämring av den nuvarande situationen beträffande bevarandet av de fågelarter som avses i artikel 1 (artikel 13). Fågeldirektivet är styrande för tillsynsansvariga myndigheters ärendehantering, ställningstaganden och beslutsfattande.</w:t>
+        <w:t>och</w:t>
+      </w:r>
+      <w:r>
+        <w:rPr>
+          <w:i/>
+        </w:rPr>
+        <w:t xml:space="preserve"> 9070 Trädklädd betesmark</w:t>
+      </w:r>
+      <w:r>
+        <w:t xml:space="preserve"> (SLU Artdatabanken, 2026).</w:t>
       </w:r>
     </w:p>
     <w:p>
@@ -156,45 +158,25 @@
       </w:r>
     </w:p>
     <w:p>
-      <w:r>
-        <w:t>I BILAGA 1 finns mer detaljerad information om ekologi samt krav på livsmiljö hos fridlysta arter.</w:t>
-      </w:r>
-    </w:p>
-    <w:p>
       <w:pPr>
-        <w:pStyle w:val="Heading2"/>
+        <w:pStyle w:val="Heading1"/>
       </w:pPr>
       <w:r>
-        <w:t>Övriga naturvårdsarter</w:t>
+        <w:t>EU:s fågeldirektiv</w:t>
       </w:r>
     </w:p>
     <w:p>
       <w:r>
+        <w:t xml:space="preserve">Europeiska unionens medlemsländer är skyldiga att agera i enlighet med EU:s fågeldirektiv där det uttryckligen står att direktivet gäller för fåglar samt för deras ägg, bon och </w:t>
+      </w:r>
+      <w:r>
         <w:rPr>
           <w:b/>
         </w:rPr>
-        <w:t>Garnlav (VU)</w:t>
+        <w:t xml:space="preserve">livsmiljöer </w:t>
       </w:r>
       <w:r>
-        <w:t xml:space="preserve"> är en utpräglad barrskogsart som ibland kan drapera träden i norrländska grannaturskogar med hög luftfuktighet. Den förekommer även i talldominerade bestånd där den, förutom i trädens grenverk, påträffas hängande över ojämnheter i tallbarken. Arten har minskat starkt i södra och mellersta Sverige och den minskar även i sitt nordliga utbredningsområde. Minskningstakten uppgår till 30 (20–50) % inom 50 år och överstiger gränsvärdet för Sårbar (VU). Orsaken till tillbakagången beror främst på slutavverkningar av naturskogsartade skogar. Bestånd med riklig förekomst bör regelmässigt sparas, vilket även gynnar flera andra sällsynta och rödlistade arter. Garnlav är värdväxt för den mycket sällsynta och akut hotade fjärilen barrskogslavfly (CR) som hör hemma i boreala barrskogar med riklig förekomst av värdväxten. Tidigare kunde arten konstateras årligen på flera platser vid Dala-Floda i Dalarna innan lokalerna kalavverkades. Senaste fyndet i landet av barrskogslavfly är från år 2000 då den påträffades vid Högberget i Sollefteå kommun. Garnlav är typisk art för </w:t>
-      </w:r>
-      <w:r>
-        <w:rPr>
-          <w:i/>
-        </w:rPr>
-        <w:t xml:space="preserve">9010 Taiga </w:t>
-      </w:r>
-      <w:r>
-        <w:t>och</w:t>
-      </w:r>
-      <w:r>
-        <w:rPr>
-          <w:i/>
-        </w:rPr>
-        <w:t xml:space="preserve"> 9070 Trädklädd betesmark</w:t>
-      </w:r>
-      <w:r>
-        <w:t xml:space="preserve"> (SLU Artdatabanken, 2026).</w:t>
+        <w:t>(artikel 1). Vidare att de åtgärder som vidtas inte får leda till en försämring av den nuvarande situationen beträffande bevarandet av de fågelarter som avses i artikel 1 (artikel 13). Fågeldirektivet är styrande för tillsynsansvariga myndigheters ärendehantering, ställningstaganden och beslutsfattande.</w:t>
       </w:r>
     </w:p>
     <w:p>
@@ -396,7 +378,7 @@
     <w:r>
       <w:tab/>
       <w:tab/>
-      <w:t>2026-06-20</w:t>
+      <w:t>2026-06-21</w:t>
       <w:br/>
       <w:br/>
     </w:r>

--- a/tillsyn/A 63728-2025 tillsynsbegäran.docx
+++ b/tillsyn/A 63728-2025 tillsynsbegäran.docx
@@ -378,7 +378,7 @@
     <w:r>
       <w:tab/>
       <w:tab/>
-      <w:t>2026-06-21</w:t>
+      <w:t>2026-06-22</w:t>
       <w:br/>
       <w:br/>
     </w:r>

--- a/tillsyn/A 63728-2025 tillsynsbegäran.docx
+++ b/tillsyn/A 63728-2025 tillsynsbegäran.docx
@@ -378,7 +378,7 @@
     <w:r>
       <w:tab/>
       <w:tab/>
-      <w:t>2026-06-22</w:t>
+      <w:t>2026-06-23</w:t>
       <w:br/>
       <w:br/>
     </w:r>

--- a/tillsyn/A 63728-2025 tillsynsbegäran.docx
+++ b/tillsyn/A 63728-2025 tillsynsbegäran.docx
@@ -378,7 +378,7 @@
     <w:r>
       <w:tab/>
       <w:tab/>
-      <w:t>2026-06-23</w:t>
+      <w:t>2026-06-24</w:t>
       <w:br/>
       <w:br/>
     </w:r>

--- a/tillsyn/A 63728-2025 tillsynsbegäran.docx
+++ b/tillsyn/A 63728-2025 tillsynsbegäran.docx
@@ -378,7 +378,7 @@
     <w:r>
       <w:tab/>
       <w:tab/>
-      <w:t>2026-06-24</w:t>
+      <w:t>2026-06-25</w:t>
       <w:br/>
       <w:br/>
     </w:r>

--- a/tillsyn/A 63728-2025 tillsynsbegäran.docx
+++ b/tillsyn/A 63728-2025 tillsynsbegäran.docx
@@ -378,7 +378,7 @@
     <w:r>
       <w:tab/>
       <w:tab/>
-      <w:t>2026-06-25</w:t>
+      <w:t>2026-06-26</w:t>
       <w:br/>
       <w:br/>
     </w:r>

--- a/tillsyn/A 63728-2025 tillsynsbegäran.docx
+++ b/tillsyn/A 63728-2025 tillsynsbegäran.docx
@@ -378,7 +378,7 @@
     <w:r>
       <w:tab/>
       <w:tab/>
-      <w:t>2026-06-26</w:t>
+      <w:t>2026-06-27</w:t>
       <w:br/>
       <w:br/>
     </w:r>

--- a/tillsyn/A 63728-2025 tillsynsbegäran.docx
+++ b/tillsyn/A 63728-2025 tillsynsbegäran.docx
@@ -378,7 +378,7 @@
     <w:r>
       <w:tab/>
       <w:tab/>
-      <w:t>2026-06-27</w:t>
+      <w:t>2026-06-28</w:t>
       <w:br/>
       <w:br/>
     </w:r>

--- a/tillsyn/A 63728-2025 tillsynsbegäran.docx
+++ b/tillsyn/A 63728-2025 tillsynsbegäran.docx
@@ -378,7 +378,7 @@
     <w:r>
       <w:tab/>
       <w:tab/>
-      <w:t>2026-06-28</w:t>
+      <w:t>2026-06-29</w:t>
       <w:br/>
       <w:br/>
     </w:r>

--- a/tillsyn/A 63728-2025 tillsynsbegäran.docx
+++ b/tillsyn/A 63728-2025 tillsynsbegäran.docx
@@ -378,7 +378,7 @@
     <w:r>
       <w:tab/>
       <w:tab/>
-      <w:t>2026-06-29</w:t>
+      <w:t>2026-06-30</w:t>
       <w:br/>
       <w:br/>
     </w:r>

--- a/tillsyn/A 63728-2025 tillsynsbegäran.docx
+++ b/tillsyn/A 63728-2025 tillsynsbegäran.docx
@@ -378,7 +378,7 @@
     <w:r>
       <w:tab/>
       <w:tab/>
-      <w:t>2026-06-30</w:t>
+      <w:t>2026-07-01</w:t>
       <w:br/>
       <w:br/>
     </w:r>

--- a/tillsyn/A 63728-2025 tillsynsbegäran.docx
+++ b/tillsyn/A 63728-2025 tillsynsbegäran.docx
@@ -378,7 +378,7 @@
     <w:r>
       <w:tab/>
       <w:tab/>
-      <w:t>2026-07-13</w:t>
+      <w:t>2026-07-14</w:t>
       <w:br/>
       <w:br/>
     </w:r>

--- a/tillsyn/A 63728-2025 tillsynsbegäran.docx
+++ b/tillsyn/A 63728-2025 tillsynsbegäran.docx
@@ -378,7 +378,7 @@
     <w:r>
       <w:tab/>
       <w:tab/>
-      <w:t>2026-07-14</w:t>
+      <w:t>2026-07-15</w:t>
       <w:br/>
       <w:br/>
     </w:r>

--- a/tillsyn/A 63728-2025 tillsynsbegäran.docx
+++ b/tillsyn/A 63728-2025 tillsynsbegäran.docx
@@ -378,7 +378,7 @@
     <w:r>
       <w:tab/>
       <w:tab/>
-      <w:t>2026-07-15</w:t>
+      <w:t>2026-07-16</w:t>
       <w:br/>
       <w:br/>
     </w:r>

--- a/tillsyn/A 63728-2025 tillsynsbegäran.docx
+++ b/tillsyn/A 63728-2025 tillsynsbegäran.docx
@@ -378,7 +378,7 @@
     <w:r>
       <w:tab/>
       <w:tab/>
-      <w:t>2026-07-16</w:t>
+      <w:t>2026-07-17</w:t>
       <w:br/>
       <w:br/>
     </w:r>

--- a/tillsyn/A 63728-2025 tillsynsbegäran.docx
+++ b/tillsyn/A 63728-2025 tillsynsbegäran.docx
@@ -378,7 +378,7 @@
     <w:r>
       <w:tab/>
       <w:tab/>
-      <w:t>2026-07-17</w:t>
+      <w:t>2026-07-18</w:t>
       <w:br/>
       <w:br/>
     </w:r>

--- a/tillsyn/A 63728-2025 tillsynsbegäran.docx
+++ b/tillsyn/A 63728-2025 tillsynsbegäran.docx
@@ -378,7 +378,7 @@
     <w:r>
       <w:tab/>
       <w:tab/>
-      <w:t>2026-07-18</w:t>
+      <w:t>2026-07-19</w:t>
       <w:br/>
       <w:br/>
     </w:r>

--- a/tillsyn/A 63728-2025 tillsynsbegäran.docx
+++ b/tillsyn/A 63728-2025 tillsynsbegäran.docx
@@ -378,7 +378,7 @@
     <w:r>
       <w:tab/>
       <w:tab/>
-      <w:t>2026-07-19</w:t>
+      <w:t>2026-07-20</w:t>
       <w:br/>
       <w:br/>
     </w:r>

--- a/tillsyn/A 63728-2025 tillsynsbegäran.docx
+++ b/tillsyn/A 63728-2025 tillsynsbegäran.docx
@@ -378,7 +378,7 @@
     <w:r>
       <w:tab/>
       <w:tab/>
-      <w:t>2026-07-20</w:t>
+      <w:t>2026-07-21</w:t>
       <w:br/>
       <w:br/>
     </w:r>

--- a/tillsyn/A 63728-2025 tillsynsbegäran.docx
+++ b/tillsyn/A 63728-2025 tillsynsbegäran.docx
@@ -378,7 +378,7 @@
     <w:r>
       <w:tab/>
       <w:tab/>
-      <w:t>2026-07-21</w:t>
+      <w:t>2026-07-22</w:t>
       <w:br/>
       <w:br/>
     </w:r>

--- a/tillsyn/A 63728-2025 tillsynsbegäran.docx
+++ b/tillsyn/A 63728-2025 tillsynsbegäran.docx
@@ -378,7 +378,7 @@
     <w:r>
       <w:tab/>
       <w:tab/>
-      <w:t>2026-07-22</w:t>
+      <w:t>2026-07-23</w:t>
       <w:br/>
       <w:br/>
     </w:r>

--- a/tillsyn/A 63728-2025 tillsynsbegäran.docx
+++ b/tillsyn/A 63728-2025 tillsynsbegäran.docx
@@ -378,7 +378,7 @@
     <w:r>
       <w:tab/>
       <w:tab/>
-      <w:t>2026-07-23</w:t>
+      <w:t>2026-07-24</w:t>
       <w:br/>
       <w:br/>
     </w:r>

--- a/tillsyn/A 63728-2025 tillsynsbegäran.docx
+++ b/tillsyn/A 63728-2025 tillsynsbegäran.docx
@@ -378,7 +378,7 @@
     <w:r>
       <w:tab/>
       <w:tab/>
-      <w:t>2026-07-24</w:t>
+      <w:t>2026-07-25</w:t>
       <w:br/>
       <w:br/>
     </w:r>

--- a/tillsyn/A 63728-2025 tillsynsbegäran.docx
+++ b/tillsyn/A 63728-2025 tillsynsbegäran.docx
@@ -378,7 +378,7 @@
     <w:r>
       <w:tab/>
       <w:tab/>
-      <w:t>2026-07-25</w:t>
+      <w:t>2026-07-26</w:t>
       <w:br/>
       <w:br/>
     </w:r>

--- a/tillsyn/A 63728-2025 tillsynsbegäran.docx
+++ b/tillsyn/A 63728-2025 tillsynsbegäran.docx
@@ -378,7 +378,7 @@
     <w:r>
       <w:tab/>
       <w:tab/>
-      <w:t>2026-07-26</w:t>
+      <w:t>2026-07-27</w:t>
       <w:br/>
       <w:br/>
     </w:r>

--- a/tillsyn/A 63728-2025 tillsynsbegäran.docx
+++ b/tillsyn/A 63728-2025 tillsynsbegäran.docx
@@ -378,7 +378,7 @@
     <w:r>
       <w:tab/>
       <w:tab/>
-      <w:t>2026-07-27</w:t>
+      <w:t>2026-07-28</w:t>
       <w:br/>
       <w:br/>
     </w:r>

--- a/tillsyn/A 63728-2025 tillsynsbegäran.docx
+++ b/tillsyn/A 63728-2025 tillsynsbegäran.docx
@@ -378,7 +378,7 @@
     <w:r>
       <w:tab/>
       <w:tab/>
-      <w:t>2026-07-28</w:t>
+      <w:t>2026-07-29</w:t>
       <w:br/>
       <w:br/>
     </w:r>

--- a/tillsyn/A 63728-2025 tillsynsbegäran.docx
+++ b/tillsyn/A 63728-2025 tillsynsbegäran.docx
@@ -378,7 +378,7 @@
     <w:r>
       <w:tab/>
       <w:tab/>
-      <w:t>2026-07-29</w:t>
+      <w:t>2026-07-30</w:t>
       <w:br/>
       <w:br/>
     </w:r>

--- a/tillsyn/A 63728-2025 tillsynsbegäran.docx
+++ b/tillsyn/A 63728-2025 tillsynsbegäran.docx
@@ -378,7 +378,7 @@
     <w:r>
       <w:tab/>
       <w:tab/>
-      <w:t>2026-07-30</w:t>
+      <w:t>2026-07-31</w:t>
       <w:br/>
       <w:br/>
     </w:r>

--- a/tillsyn/A 63728-2025 tillsynsbegäran.docx
+++ b/tillsyn/A 63728-2025 tillsynsbegäran.docx
@@ -378,7 +378,7 @@
     <w:r>
       <w:tab/>
       <w:tab/>
-      <w:t>2026-07-31</w:t>
+      <w:t>2026-08-01</w:t>
       <w:br/>
       <w:br/>
     </w:r>

--- a/tillsyn/A 63728-2025 tillsynsbegäran.docx
+++ b/tillsyn/A 63728-2025 tillsynsbegäran.docx
@@ -378,7 +378,7 @@
     <w:r>
       <w:tab/>
       <w:tab/>
-      <w:t>2026-08-01</w:t>
+      <w:t>2026-08-02</w:t>
       <w:br/>
       <w:br/>
     </w:r>

--- a/tillsyn/A 63728-2025 tillsynsbegäran.docx
+++ b/tillsyn/A 63728-2025 tillsynsbegäran.docx
@@ -378,7 +378,7 @@
     <w:r>
       <w:tab/>
       <w:tab/>
-      <w:t>2026-08-02</w:t>
+      <w:t>2026-08-03</w:t>
       <w:br/>
       <w:br/>
     </w:r>

--- a/tillsyn/A 63728-2025 tillsynsbegäran.docx
+++ b/tillsyn/A 63728-2025 tillsynsbegäran.docx
@@ -378,7 +378,7 @@
     <w:r>
       <w:tab/>
       <w:tab/>
-      <w:t>2026-08-03</w:t>
+      <w:t>2026-08-05</w:t>
       <w:br/>
       <w:br/>
     </w:r>

--- a/tillsyn/A 63728-2025 tillsynsbegäran.docx
+++ b/tillsyn/A 63728-2025 tillsynsbegäran.docx
@@ -378,7 +378,7 @@
     <w:r>
       <w:tab/>
       <w:tab/>
-      <w:t>2026-08-05</w:t>
+      <w:t>2026-08-07</w:t>
       <w:br/>
       <w:br/>
     </w:r>

--- a/tillsyn/A 63728-2025 tillsynsbegäran.docx
+++ b/tillsyn/A 63728-2025 tillsynsbegäran.docx
@@ -378,7 +378,7 @@
     <w:r>
       <w:tab/>
       <w:tab/>
-      <w:t>2026-08-07</w:t>
+      <w:t>2026-08-08</w:t>
       <w:br/>
       <w:br/>
     </w:r>

--- a/tillsyn/A 63728-2025 tillsynsbegäran.docx
+++ b/tillsyn/A 63728-2025 tillsynsbegäran.docx
@@ -60,7 +60,7 @@
         <w:spacing w:after="240"/>
       </w:pPr>
       <w:r>
-        <w:t>Figur 1. Fyndplatser för naturvårdsarter inom 10 meter från avverkningsanmälan. Markörer utan svart kant är placerade på fyndplatsen. Markörer med svart kant är placerade vid sidan av fyndplatsen har ett svart streck som visar fyndplatsens exakta position. Kartans mittpunktskoordinat är N 7040898, E 587286 i SWEREF 99 TM.</w:t>
+        <w:t>Figur 1. Fyndplatser för naturvårdsarter inom 10 meter från avverkningsanmälan. Markörer utan svart kant är placerade på fyndplatsen. Markörer med svart kant är placerade vid sidan av fyndplatsen och har ett svart streck som visar fyndplatsens exakta position. Kartans mittpunktskoordinat är N 7040898, E 587286 i SWEREF 99 TM.</w:t>
       </w:r>
     </w:p>
     <w:p>
@@ -378,7 +378,7 @@
     <w:r>
       <w:tab/>
       <w:tab/>
-      <w:t>2026-08-14</w:t>
+      <w:t>2026-08-15</w:t>
       <w:br/>
       <w:br/>
     </w:r>

--- a/tillsyn/A 63728-2025 tillsynsbegäran.docx
+++ b/tillsyn/A 63728-2025 tillsynsbegäran.docx
@@ -378,7 +378,7 @@
     <w:r>
       <w:tab/>
       <w:tab/>
-      <w:t>2026-08-15</w:t>
+      <w:t>2026-08-16</w:t>
       <w:br/>
       <w:br/>
     </w:r>

--- a/tillsyn/A 63728-2025 tillsynsbegäran.docx
+++ b/tillsyn/A 63728-2025 tillsynsbegäran.docx
@@ -378,7 +378,7 @@
     <w:r>
       <w:tab/>
       <w:tab/>
-      <w:t>2026-08-16</w:t>
+      <w:t>2026-08-17</w:t>
       <w:br/>
       <w:br/>
     </w:r>

--- a/tillsyn/A 63728-2025 tillsynsbegäran.docx
+++ b/tillsyn/A 63728-2025 tillsynsbegäran.docx
@@ -378,7 +378,7 @@
     <w:r>
       <w:tab/>
       <w:tab/>
-      <w:t>2026-08-17</w:t>
+      <w:t>2026-08-18</w:t>
       <w:br/>
       <w:br/>
     </w:r>

--- a/tillsyn/A 63728-2025 tillsynsbegäran.docx
+++ b/tillsyn/A 63728-2025 tillsynsbegäran.docx
@@ -378,7 +378,7 @@
     <w:r>
       <w:tab/>
       <w:tab/>
-      <w:t>2026-08-18</w:t>
+      <w:t>2026-08-19</w:t>
       <w:br/>
       <w:br/>
     </w:r>

--- a/tillsyn/A 63728-2025 tillsynsbegäran.docx
+++ b/tillsyn/A 63728-2025 tillsynsbegäran.docx
@@ -378,7 +378,7 @@
     <w:r>
       <w:tab/>
       <w:tab/>
-      <w:t>2026-08-19</w:t>
+      <w:t>2026-08-20</w:t>
       <w:br/>
       <w:br/>
     </w:r>

--- a/tillsyn/A 63728-2025 tillsynsbegäran.docx
+++ b/tillsyn/A 63728-2025 tillsynsbegäran.docx
@@ -378,7 +378,7 @@
     <w:r>
       <w:tab/>
       <w:tab/>
-      <w:t>2026-08-20</w:t>
+      <w:t>2026-08-21</w:t>
       <w:br/>
       <w:br/>
     </w:r>

--- a/tillsyn/A 63728-2025 tillsynsbegäran.docx
+++ b/tillsyn/A 63728-2025 tillsynsbegäran.docx
@@ -378,7 +378,7 @@
     <w:r>
       <w:tab/>
       <w:tab/>
-      <w:t>2026-08-21</w:t>
+      <w:t>2026-08-22</w:t>
       <w:br/>
       <w:br/>
     </w:r>

--- a/tillsyn/A 63728-2025 tillsynsbegäran.docx
+++ b/tillsyn/A 63728-2025 tillsynsbegäran.docx
@@ -378,7 +378,7 @@
     <w:r>
       <w:tab/>
       <w:tab/>
-      <w:t>2026-08-22</w:t>
+      <w:t>2026-08-23</w:t>
       <w:br/>
       <w:br/>
     </w:r>

--- a/tillsyn/A 63728-2025 tillsynsbegäran.docx
+++ b/tillsyn/A 63728-2025 tillsynsbegäran.docx
@@ -378,7 +378,7 @@
     <w:r>
       <w:tab/>
       <w:tab/>
-      <w:t>2026-08-23</w:t>
+      <w:t>2026-08-24</w:t>
       <w:br/>
       <w:br/>
     </w:r>

--- a/tillsyn/A 63728-2025 tillsynsbegäran.docx
+++ b/tillsyn/A 63728-2025 tillsynsbegäran.docx
@@ -378,7 +378,7 @@
     <w:r>
       <w:tab/>
       <w:tab/>
-      <w:t>2026-08-24</w:t>
+      <w:t>2026-08-25</w:t>
       <w:br/>
       <w:br/>
     </w:r>

--- a/tillsyn/A 63728-2025 tillsynsbegäran.docx
+++ b/tillsyn/A 63728-2025 tillsynsbegäran.docx
@@ -378,7 +378,7 @@
     <w:r>
       <w:tab/>
       <w:tab/>
-      <w:t>2026-08-25</w:t>
+      <w:t>2026-08-26</w:t>
       <w:br/>
       <w:br/>
     </w:r>

--- a/tillsyn/A 63728-2025 tillsynsbegäran.docx
+++ b/tillsyn/A 63728-2025 tillsynsbegäran.docx
@@ -378,7 +378,7 @@
     <w:r>
       <w:tab/>
       <w:tab/>
-      <w:t>2026-08-26</w:t>
+      <w:t>2026-08-27</w:t>
       <w:br/>
       <w:br/>
     </w:r>

--- a/tillsyn/A 63728-2025 tillsynsbegäran.docx
+++ b/tillsyn/A 63728-2025 tillsynsbegäran.docx
@@ -378,7 +378,7 @@
     <w:r>
       <w:tab/>
       <w:tab/>
-      <w:t>2026-08-27</w:t>
+      <w:t>2026-08-28</w:t>
       <w:br/>
       <w:br/>
     </w:r>

--- a/tillsyn/A 63728-2025 tillsynsbegäran.docx
+++ b/tillsyn/A 63728-2025 tillsynsbegäran.docx
@@ -378,7 +378,7 @@
     <w:r>
       <w:tab/>
       <w:tab/>
-      <w:t>2026-08-28</w:t>
+      <w:t>2026-08-29</w:t>
       <w:br/>
       <w:br/>
     </w:r>

--- a/tillsyn/A 63728-2025 tillsynsbegäran.docx
+++ b/tillsyn/A 63728-2025 tillsynsbegäran.docx
@@ -378,7 +378,7 @@
     <w:r>
       <w:tab/>
       <w:tab/>
-      <w:t>2026-08-29</w:t>
+      <w:t>2026-08-31</w:t>
       <w:br/>
       <w:br/>
     </w:r>

--- a/tillsyn/A 63728-2025 tillsynsbegäran.docx
+++ b/tillsyn/A 63728-2025 tillsynsbegäran.docx
@@ -378,7 +378,7 @@
     <w:r>
       <w:tab/>
       <w:tab/>
-      <w:t>2026-08-31</w:t>
+      <w:t>2026-09-01</w:t>
       <w:br/>
       <w:br/>
     </w:r>

--- a/tillsyn/A 63728-2025 tillsynsbegäran.docx
+++ b/tillsyn/A 63728-2025 tillsynsbegäran.docx
@@ -378,7 +378,7 @@
     <w:r>
       <w:tab/>
       <w:tab/>
-      <w:t>2026-09-01</w:t>
+      <w:t>2026-09-02</w:t>
       <w:br/>
       <w:br/>
     </w:r>

--- a/tillsyn/A 63728-2025 tillsynsbegäran.docx
+++ b/tillsyn/A 63728-2025 tillsynsbegäran.docx
@@ -378,7 +378,7 @@
     <w:r>
       <w:tab/>
       <w:tab/>
-      <w:t>2026-09-02</w:t>
+      <w:t>2026-09-03</w:t>
       <w:br/>
       <w:br/>
     </w:r>

--- a/tillsyn/A 63728-2025 tillsynsbegäran.docx
+++ b/tillsyn/A 63728-2025 tillsynsbegäran.docx
@@ -378,7 +378,7 @@
     <w:r>
       <w:tab/>
       <w:tab/>
-      <w:t>2026-09-03</w:t>
+      <w:t>2026-09-04</w:t>
       <w:br/>
       <w:br/>
     </w:r>

--- a/tillsyn/A 63728-2025 tillsynsbegäran.docx
+++ b/tillsyn/A 63728-2025 tillsynsbegäran.docx
@@ -378,7 +378,7 @@
     <w:r>
       <w:tab/>
       <w:tab/>
-      <w:t>2026-09-04</w:t>
+      <w:t>2026-09-05</w:t>
       <w:br/>
       <w:br/>
     </w:r>

--- a/tillsyn/A 63728-2025 tillsynsbegäran.docx
+++ b/tillsyn/A 63728-2025 tillsynsbegäran.docx
@@ -378,7 +378,7 @@
     <w:r>
       <w:tab/>
       <w:tab/>
-      <w:t>2026-09-05</w:t>
+      <w:t>2026-09-06</w:t>
       <w:br/>
       <w:br/>
     </w:r>

--- a/tillsyn/A 63728-2025 tillsynsbegäran.docx
+++ b/tillsyn/A 63728-2025 tillsynsbegäran.docx
@@ -378,7 +378,7 @@
     <w:r>
       <w:tab/>
       <w:tab/>
-      <w:t>2026-09-06</w:t>
+      <w:t>2026-09-07</w:t>
       <w:br/>
       <w:br/>
     </w:r>

--- a/tillsyn/A 63728-2025 tillsynsbegäran.docx
+++ b/tillsyn/A 63728-2025 tillsynsbegäran.docx
@@ -378,7 +378,7 @@
     <w:r>
       <w:tab/>
       <w:tab/>
-      <w:t>2026-09-07</w:t>
+      <w:t>2026-09-08</w:t>
       <w:br/>
       <w:br/>
     </w:r>

--- a/tillsyn/A 63728-2025 tillsynsbegäran.docx
+++ b/tillsyn/A 63728-2025 tillsynsbegäran.docx
@@ -378,7 +378,7 @@
     <w:r>
       <w:tab/>
       <w:tab/>
-      <w:t>2026-09-08</w:t>
+      <w:t>2026-09-09</w:t>
       <w:br/>
       <w:br/>
     </w:r>

--- a/tillsyn/A 63728-2025 tillsynsbegäran.docx
+++ b/tillsyn/A 63728-2025 tillsynsbegäran.docx
@@ -378,7 +378,7 @@
     <w:r>
       <w:tab/>
       <w:tab/>
-      <w:t>2026-09-09</w:t>
+      <w:t>2026-09-10</w:t>
       <w:br/>
       <w:br/>
     </w:r>

--- a/tillsyn/A 63728-2025 tillsynsbegäran.docx
+++ b/tillsyn/A 63728-2025 tillsynsbegäran.docx
@@ -378,7 +378,7 @@
     <w:r>
       <w:tab/>
       <w:tab/>
-      <w:t>2026-09-10</w:t>
+      <w:t>2026-09-11</w:t>
       <w:br/>
       <w:br/>
     </w:r>

--- a/tillsyn/A 63728-2025 tillsynsbegäran.docx
+++ b/tillsyn/A 63728-2025 tillsynsbegäran.docx
@@ -378,7 +378,7 @@
     <w:r>
       <w:tab/>
       <w:tab/>
-      <w:t>2026-09-11</w:t>
+      <w:t>2026-09-12</w:t>
       <w:br/>
       <w:br/>
     </w:r>
